--- a/중국어_대화문/2부_docx/2부_08화_예란의_원고.docx
+++ b/중국어_대화문/2부_docx/2부_08화_예란의_원고.docx
@@ -29,7 +29,7 @@
         <w:t>배경:</w:t>
       </w:r>
       <w:r>
-        <w:t xml:space="preserve"> 2015년 11월 16일(월)부터 11월 21일(토)까지. 7화에서 钱福来가 건넨 新曜 정비 일지(사고 전날 밤 3호 硝化釜의 온도 경보가 세 번 울렸고 연동 장치가 우회 처리되었으며, "연휴 끝나고 교체"라는 구두 답변을 받았다는 손글씨 기록)는 공증본 두 부가 만들어졌다. 叶澜은 钱福来의 서면 동의를 받아 이 일지에 근거한 탐사 기사 「釜前一夜」(《釜前一夜》)를 쓰지만, 『北原周刊』 데스크는 일지 대목 전부를 삭제하라고 압박한다. 叶澜은 삭제본을 거부하고 기사를 철회, 이어 '정직 검토'를 통보받는다. 쑤민과 叶澜의 우정, 그리고 梅若兰의 충고 — 증거는 한 곳에만 두지 말라 — 가 이 화의 중심이다.</w:t>
+        <w:t xml:space="preserve"> 2015년 11월 16일(월)부터 11월 21일(토)까지. 7화에서 钱福来가 건넨 新曜 정비 일지(사고 전날 밤 3호 硝化釜의 온도 경보가 세 번 울렸고 연동 장치가 우회 처리되었으며, "연휴 끝나고 교체"라는 구두 답변을 받았다는 손글씨 기록)는 공증본 두 부가 만들어졌다. 叶澜은 钱福来의 서면 동의를 받아 이 일지에 근거한 탐사 기사 「釜前一夜」를 쓰지만, 『北原周刊』 데스크는 일지 대목 전부를 삭제하라고 압박한다. 叶澜은 삭제본을 거부하고 기사를 철회, 이어 '정직 검토'를 통보받는다. 쑤민과 叶澜의 우정, 그리고 梅若兰의 충고(증거는 한 곳에만 두지 말라)가 이 화의 중심이다.</w:t>
       </w:r>
     </w:p>
     <w:p>
@@ -108,7 +108,7 @@
         <w:t>沈知远:</w:t>
       </w:r>
       <w:r>
-        <w:t xml:space="preserve"> 叶记者，你信里说的原则，我记得——</w:t>
+        <w:t xml:space="preserve"> 叶记者，规矩我记得——</w:t>
       </w:r>
     </w:p>
     <w:p>
@@ -201,7 +201,7 @@
         <w:t>叶澜:</w:t>
       </w:r>
       <w:r>
-        <w:t xml:space="preserve"> “这位老技工今年五十八岁，在这家厂干了三十一年。他不愿意具名，只说了一句话：‘那天晚上，我要是多喊一声，也许现在三个人都在家过冬。’”</w:t>
+        <w:t xml:space="preserve"> “这位老技工今年五十八岁，在这家厂干了三十三年。他不愿意具名，只说了一句话：‘那天晚上，我要是多喊一声，也许现在三个人都在家过冬。’”</w:t>
       </w:r>
     </w:p>
     <w:p>
@@ -316,7 +316,7 @@
         <w:t>苏敏:</w:t>
       </w:r>
       <w:r>
-        <w:t xml:space="preserve"> 知远，你能不能一次性夸人一句？</w:t>
+        <w:t xml:space="preserve"> 知远，你就不能痛痛快快夸人一句？</w:t>
       </w:r>
     </w:p>
     <w:p>
@@ -373,7 +373,7 @@
     </w:p>
     <w:p>
       <w:r>
-        <w:t>(上午九点半。《北原周刊》主编室。窗台上养着一盆半死不活的绿萝，桌上的烟灰缸里是满的。邹主编五十五岁，头发花白，手里捏着叶澜的稿子。副主编贾振坐在沙发上，翻着一份审签单。叶澜站着。)</w:t>
+        <w:t>(上午九点半。《北原周刊》主编室。窗台上养着一盆半死不活的绿萝，桌上的烟灰缸里堆满了烟头。邹主编五十五岁，头发花白，手里捏着叶澜的稿子。副主编贾振坐在沙发上，翻着一份审签单。叶澜站着。)</w:t>
       </w:r>
     </w:p>
     <w:p>
@@ -653,7 +653,7 @@
         <w:t>叶澜:</w:t>
       </w:r>
       <w:r>
-        <w:t xml:space="preserve"> 风头什么时候过去？林场那篇压了一天，就撤了。</w:t>
+        <w:t xml:space="preserve"> 风头什么时候过去？林场那篇也说过等风头，结果登了一天就撤了。</w:t>
       </w:r>
     </w:p>
     <w:p>
@@ -912,7 +912,7 @@
         <w:t>沈知远:</w:t>
       </w:r>
       <w:r>
-        <w:t xml:space="preserve"> 想法在前面，风险在后面，我先说好，叶记者。</w:t>
+        <w:t xml:space="preserve"> 你的想法先放一放，风险我先说在前头，叶记者。</w:t>
       </w:r>
     </w:p>
     <w:p>
@@ -1238,7 +1238,7 @@
         <w:t>杜建平:</w:t>
       </w:r>
       <w:r>
-        <w:t xml:space="preserve"> 通知上写的是“例行”。可是“例行”的话，不会挑在稿子撤回的第二天。</w:t>
+        <w:t xml:space="preserve"> 通知上写的是“例行”。可是“例行”的话，不会挑在稿子刚撤回的当天。</w:t>
       </w:r>
     </w:p>
     <w:p>
@@ -1432,7 +1432,7 @@
         <w:t>苏敏:</w:t>
       </w:r>
       <w:r>
-        <w:t xml:space="preserve"> 杜警官前天早上跟我说，报社要检查电脑。我打了你三次电话。</w:t>
+        <w:t xml:space="preserve"> 杜警官昨天早上跟我说，报社要检查电脑。我打了你三次电话。</w:t>
       </w:r>
     </w:p>
     <w:p>
@@ -1599,7 +1599,7 @@
         <w:pStyle w:val="Heading2"/>
       </w:pPr>
       <w:r>
-        <w:t>장면 6 — 11월 19일(목) 밤, 센터 — 没有路的路</w:t>
+        <w:t>장면 6 — 11월 19일(목) 밤, 센터 — 길 없는 길</w:t>
       </w:r>
     </w:p>
     <w:p>
@@ -1648,7 +1648,7 @@
         <w:t>苏敏:</w:t>
       </w:r>
       <w:r>
-        <w:t xml:space="preserve"> 今天不是。(从架子上拿下第三只杯子，放在她面前) 这是备用的，没人用过，也不算客人的，也不算自己人。你随便挑。</w:t>
+        <w:t xml:space="preserve"> 今天不是。(从架子上拿下第三只杯子，放在她面前) 这是备用的，没人用过，既不算客人的，也不算自己人的。你自己挑。</w:t>
       </w:r>
     </w:p>
     <w:p>
@@ -1659,7 +1659,7 @@
         <w:t>叶澜:</w:t>
       </w:r>
       <w:r>
-        <w:t xml:space="preserve"> (把杯子转了一圈) 我挑这个。没缺口，但是我今天一直觉得，我跟你们的杯子是一个意思。</w:t>
+        <w:t xml:space="preserve"> (把杯子转了一圈) 那我挑这个。没缺口——不过我今天总觉得，我跟你们那两只杯子是一路的。</w:t>
       </w:r>
     </w:p>
     <w:p>
@@ -1692,7 +1692,7 @@
         <w:t>苏敏:</w:t>
       </w:r>
       <w:r>
-        <w:t xml:space="preserve"> 我们让你撤的稿。如果不是钱叔那本日志，你的稿子一个字都不会动，你也不会被停职。</w:t>
+        <w:t xml:space="preserve"> 你撤稿这件事，是我们连累的。如果不是钱叔那本日志，你的稿子一个字都不会动，你也不会被停职。</w:t>
       </w:r>
     </w:p>
     <w:p>
@@ -1714,7 +1714,7 @@
         <w:t>苏敏:</w:t>
       </w:r>
       <w:r>
-        <w:t xml:space="preserve"> 那这一年呢？林场那篇、鸿运那篇、现在这篇，你都算不上赢。</w:t>
+        <w:t xml:space="preserve"> 那这些年呢？林场那篇、鸿运那篇、现在这篇，你都算不上赢。</w:t>
       </w:r>
     </w:p>
     <w:p>
@@ -1840,7 +1840,7 @@
         <w:t>苏敏:</w:t>
       </w:r>
       <w:r>
-        <w:t xml:space="preserve"> 现在我觉得，我这辈子，也就你一个朋友是这么认识的——吵着认识的。</w:t>
+        <w:t xml:space="preserve"> 现在我觉得，我这辈子，就你这么一个朋友，是吵着认识的。</w:t>
       </w:r>
     </w:p>
     <w:p>
@@ -1851,7 +1851,7 @@
         <w:t>叶澜:</w:t>
       </w:r>
       <w:r>
-        <w:t xml:space="preserve"> (端起杯子) 那就吵着，当朋友。</w:t>
+        <w:t xml:space="preserve"> (端起杯子) 那就接着吵，接着当朋友。</w:t>
       </w:r>
     </w:p>
     <w:p>
@@ -2039,7 +2039,7 @@
     </w:p>
     <w:p>
       <w:r>
-        <w:t>(她把拐杖靠在桌边，坐下来，慢慢地说。)</w:t>
+        <w:t>(她把手杖靠在桌边，坐下来，慢慢地说。)</w:t>
       </w:r>
     </w:p>
     <w:p>
@@ -2050,7 +2050,7 @@
         <w:t>梅若兰:</w:t>
       </w:r>
       <w:r>
-        <w:t xml:space="preserve"> 三十多年前，我们这一行有个老规矩：一份卷宗，三个地方。一份在案卷柜里，一份在当事人手里，还有一份——在别人谁也想不到的地方。那个最后一份，行话叫“压箱底”。</w:t>
+        <w:t xml:space="preserve"> 三十多年前，我们这一行有个老规矩：一份卷宗，三个地方。一份在案卷柜里，一份在当事人手里，还有一份——在谁也想不到的地方。那个最后一份，行话叫“压箱底”。</w:t>
       </w:r>
     </w:p>
     <w:p>
@@ -2072,7 +2072,7 @@
         <w:t>梅若兰:</w:t>
       </w:r>
       <w:r>
-        <w:t xml:space="preserve"> 老韩那几年，吃过一次亏。一九八七年那件事，他的材料全放在所里。后来所里一场“清理”，什么都没了，只剩葛师傅偷偷抄的那一页。(停了停) 他今天要是没抄那一页，就没有你们。</w:t>
+        <w:t xml:space="preserve"> 老韩那几年，吃过一次亏。一九八七年那件事，他的材料全放在所里。后来所里一场“清理”，什么都没了，只剩葛师傅偷偷抄的那一页。(停了停) 葛师傅当年要是没抄那一页，就没有你们。</w:t>
       </w:r>
     </w:p>
     <w:p>
@@ -2094,7 +2094,7 @@
         <w:t>梅若兰:</w:t>
       </w:r>
       <w:r>
-        <w:t xml:space="preserve"> 所以，今天晚上，我替你们分一分。第一份，你们留着，放在文件柜，就当给人看的。第二份，放在我家，我那里有一只樟木箱，是我妈的陪嫁，没人会去翻。第三份——</w:t>
+        <w:t xml:space="preserve"> 所以，今天我替你们分一分。第一份，你们留着，放在文件柜，就当给人看的。第二份，放在我家，我那里有一只樟木箱，是我妈的陪嫁，没人会去翻。第三份——</w:t>
       </w:r>
     </w:p>
     <w:p>
@@ -2189,7 +2189,7 @@
         <w:pStyle w:val="Heading2"/>
       </w:pPr>
       <w:r>
-        <w:t>장면 8 — 11월 20일(금) 밤, 东关街 葛长林의 수리 좌판 — 暗格</w:t>
+        <w:t>장면 8 — 11월 20일(금) 밤, 东关街 葛长林의 수리 좌판 — 비밀 칸</w:t>
       </w:r>
     </w:p>
     <w:p>
@@ -2265,7 +2265,7 @@
         <w:t>葛长林:</w:t>
       </w:r>
       <w:r>
-        <w:t xml:space="preserve"> (没说话，把袋子放进去，又用一块旧布盖好) 稿子我不识字，不看。放这儿，我替你们守着。</w:t>
+        <w:t xml:space="preserve"> (没说话，把袋子放进去，又用一块旧布盖好) 稿子我不看，也不问。放这儿，我替你们守着。</w:t>
       </w:r>
     </w:p>
     <w:p>
@@ -2401,7 +2401,7 @@
     </w:p>
     <w:p>
       <w:r>
-        <w:t>(他用一把小镊子夹起一粒油，放进表芯。台灯下，表盘上的秒针轻轻跳了一下，又一下。)</w:t>
+        <w:t>(他用一根细针蘸起一点油，滴进表芯。台灯下，表盘上的秒针轻轻跳了一下，又一下。)</w:t>
       </w:r>
     </w:p>
     <w:p>
@@ -2595,7 +2595,7 @@
         <w:t>李雨彤:</w:t>
       </w:r>
       <w:r>
-        <w:t xml:space="preserve"> (站起来，声音有点抖) 钱师傅，我……我可以试试吗？我小时候拼过拼图，家里的拼图，一千块的，都是我拼的。</w:t>
+        <w:t xml:space="preserve"> (站起来，声音有点抖) 钱师傅，我……我可以试试吗？我小时候拼过拼图，家里的拼图，一千片的，都是我拼的。</w:t>
       </w:r>
     </w:p>
     <w:p>
@@ -2699,7 +2699,7 @@
         <w:t>钱福来:</w:t>
       </w:r>
       <w:r>
-        <w:t xml:space="preserve"> (叹气，点点头) 白纸黑字。……我干了三十一年，就信这个。</w:t>
+        <w:t xml:space="preserve"> (叹气，点点头) 白纸黑字。……我干了三十三年，就信这个。</w:t>
       </w:r>
     </w:p>
     <w:p>
@@ -2750,7 +2750,7 @@
         <w:t>『左传』 襄公二十五年:</w:t>
       </w:r>
       <w:r>
-        <w:t xml:space="preserve"> «太史书曰：“崔杼弑其君。”崔子杀之。其弟嗣书，而死者二人。其弟又书，乃舍之。» — 한국어 해설: '태사(史官)가 "최저가 그 임금을 시해했다"고 적자 최저가 그를 죽였다. 그 아우가 이어 적자 이번에는 두 사람이 죽었다. 또 다른 아우가 다시 적으니 마침내 놓아주었다.' 권력자의 압박에도 사실을 기록하려던 춘추시대 齐나라 사관들의 일화로, 중국어에서 '董狐之笔' 만큼이나 곧은 기록자의 상징이다. 장면 2에서 叶澜이 편집장에게 이 구절을 외우며 "저는 목숨은 필요 없고, 이 한 쪽이 찢기지만 않으면 됩니다"라고 말한다. 편집장은 "당신은 사관이 아니고 나도 齐나라 임금이 아니다"라고 받아치지만, 이 대목에서 叶澜은 삭제본이 아니라 철회를 택한다.</w:t>
+        <w:t xml:space="preserve"> «太史书曰：“崔杼弑其君。”崔子杀之。其弟嗣书，而死者二人。其弟又书，乃舍之。» — 한국어 해설: '태사(史官)가 "최저가 그 임금을 시해했다"고 적자 최저가 그를 죽였다. 그 아우가 이어 적자 이번에는 두 사람이 죽었다. 또 다른 아우가 다시 적으니 마침내 놓아주었다.' 권력자의 압박에도 사실을 기록하려던 춘추시대 齐나라 사관들의 일화로, 중국어에서 '董狐之笔'만큼이나 곧은 기록자의 상징이다. 장면 2에서 叶澜이 편집장에게 이 구절을 외우며 "저는 목숨은 필요 없고, 이 한 쪽이 찢기지만 않으면 됩니다"라고 말한다. 편집장은 "당신은 사관이 아니고 나도 齐나라 임금이 아니다"라고 받아치지만, 이 대목에서 叶澜은 삭제본이 아니라 철회를 택한다.</w:t>
       </w:r>
     </w:p>
     <w:p>
@@ -2774,7 +2774,7 @@
     </w:p>
     <w:p>
       <w:r>
-        <w:t>«打个招呼» — 한국어 해설: "미리 한마디 해 두다 / 언질을 주다". 공식 명령이 아니라 은근한 압력이나 사전 통지를 가리킬 때 자주 쓴다. 贾副主编가 叶澜에게 위쪽의 '압박'을 전하며(장면 2), 杜建平이 苏敏에게 점검 소식을 귀띔하며(장면 4). 장면 2·4.</w:t>
+        <w:t>«打个招呼» — 한국어 해설: "미리 한마디 해 두다 / 언질을 주다". 공식 명령이 아니라 은근한 압력이나 사전 통지를 가리킬 때 자주 쓴다. 贾副主编가 叶澜에게 위쪽의 '압박'을 전하며(장면 2), 杜建平이 苏敏에게 점검 소식을 귀띔하며(장면 4).</w:t>
       </w:r>
     </w:p>
     <w:p>
@@ -2784,7 +2784,7 @@
     </w:p>
     <w:p>
       <w:r>
-        <w:t>«悠着点» — 한국어 해설: "무리하지 마, 천천히 해". 北方 구어로 힘을 아끼며 천천히 하라는 가벼운 당부(悠 = 느긋이). 马婶이 苏敏에게, 장면 4.</w:t>
+        <w:t>«悠着点» — 한국어 해설: "무리하지 마, 천천히 해". 중국 북방 구어로 힘을 아끼며 천천히 하라는 가벼운 당부(悠 = 느긋이). 马婶이 苏敏에게, 장면 4.</w:t>
       </w:r>
     </w:p>
     <w:p>
@@ -2794,7 +2794,7 @@
     </w:p>
     <w:p>
       <w:r>
-        <w:t>«留一手» — 한국어 해설: "비장의 수 하나를 남겨 두다". 모든 걸 다 보여 주지 않고 대비책을 남긴다는 뜻. 叶澜이 苏敏에게 "원고는 보도국 컴퓨터에 없다"고 하며, 장면 5.</w:t>
+        <w:t>«留一手» — 한국어 해설: "비장의 수 하나를 남겨 두다". 모든 걸 다 보여 주지 않고 대비책을 남긴다는 뜻. 叶澜이 苏敏에게 "원고는 편집부 컴퓨터에 없다"고 하며, 장면 5.</w:t>
       </w:r>
     </w:p>
     <w:p>

--- a/중국어_대화문/2부_docx/2부_08화_예란의_원고.docx
+++ b/중국어_대화문/2부_docx/2부_08화_예란의_원고.docx
@@ -18,7 +18,7 @@
         <w:t>등장인물:</w:t>
       </w:r>
       <w:r>
-        <w:t xml:space="preserve"> 쑤민 苏敏(29세, 明灯法律援助中心 변호사) / 선즈위안 沈知远(28세, 같은 센터 변호사) / 리위퉁 李雨彤(22세, 北原政法学院 4학년, 센터 자원활동가) / 예란 叶澜(32세, 『北原周刊』 深度部 탐사기자) / 저우 편집장 邹主编(55세, 『北原周刊』 主编) / 자 부편집장 贾副主编(41세, 『北原周刊』 副主编, 최종 심사 담당) / 메이뤄란 梅若兰(60대 후반, 退休 律师协会 서기, 센터 고문) / 거창린 葛长林(72세, 시계 수리공) / 두젠핑 杜建平(44세, 槐荫派出所 社区民警) / 마 아주머니 马婶(油条 노점 주인) / 첸푸라이 钱福来(58세, 新曜 维修班 노기사) / 경비원 保安</w:t>
+        <w:t xml:space="preserve"> 쑤민 苏敏(30세, 明灯法律援助中心 변호사) / 선즈위안 沈知远(29세, 같은 센터 변호사) / 리위퉁 李雨彤(22세, 北原政法学院 4학년, 센터 자원활동가) / 예란 叶澜(32세, 『北原周刊』 深度部 탐사기자) / 저우 편집장 邹主编(55세, 『北原周刊』 主编) / 자 부편집장 贾副主编(41세, 『北原周刊』 副主编, 최종 심사 담당) / 메이뤄란 梅若兰(60대 후반, 退休 律师协会 서기, 센터 고문) / 거창린 葛长林(72세, 시계 수리공) / 두젠핑 杜建平(44세, 槐荫派出所 社区民警) / 마 아주머니 马婶(油条 노점 주인) / 첸푸라이 钱福来(58세, 新曜 维修班 노기사) / 경비원 保安</w:t>
       </w:r>
     </w:p>
     <w:p>
@@ -29,7 +29,7 @@
         <w:t>배경:</w:t>
       </w:r>
       <w:r>
-        <w:t xml:space="preserve"> 2015년 11월 16일(월)부터 11월 21일(토)까지. 7화에서 钱福来가 건넨 新曜 정비 일지(사고 전날 밤 3호 硝化釜의 온도 경보가 세 번 울렸고 연동 장치가 우회 처리되었으며, "연휴 끝나고 교체"라는 구두 답변을 받았다는 손글씨 기록)는 공증본 두 부가 만들어졌다. 叶澜은 钱福来의 서면 동의를 받아 이 일지에 근거한 탐사 기사 「釜前一夜」를 쓰지만, 『北原周刊』 데스크는 일지 대목 전부를 삭제하라고 압박한다. 叶澜은 삭제본을 거부하고 기사를 철회, 이어 '정직 검토'를 통보받는다. 쑤민과 叶澜의 우정, 그리고 梅若兰의 충고(증거는 한 곳에만 두지 말라)가 이 화의 중심이다.</w:t>
+        <w:t xml:space="preserve"> 2015년 11월 16일(월)부터 11월 21일(토)까지. 7화에서 钱福来가 건넨 新曜 정비 일지(사고 전날 밤 3호 硝化釜의 온도 경보가 세 번 울렸고 연동 장치가 우회 처리되었으며, "연휴 끝나고 교체"라는 구두 답변을 받았다는 손글씨 기록)는 공증처 보관본·공증본 한 부씩에 복사본 세 부로 나뉘어 보관되었다. 叶澜은 钱福来의 서면 동의를 받아 이 일지에 근거한 탐사 기사 「釜前一夜」를 쓰지만, 『北原周刊』 데스크는 일지 대목 전부를 삭제하라고 압박한다. 叶澜은 삭제본을 거부하고 기사를 철회, 이어 '정직 검토'를 통보받는다. 쑤민과 叶澜의 우정, 그리고 梅若兰의 충고(증거는 한 곳에만 두지 말라)가 이 화의 중심이다.</w:t>
       </w:r>
     </w:p>
     <w:p>
@@ -1957,7 +1957,7 @@
         <w:t>苏敏:</w:t>
       </w:r>
       <w:r>
-        <w:t xml:space="preserve"> 公证本两份。一份在文件柜里，一份在我这个包里。原件钱叔自己收着。</w:t>
+        <w:t xml:space="preserve"> 公证本一份在公证处封存，一份在文件柜里。原件钱叔自己收着。复印件三份：葛伯伯那儿一份，我嫂子家一份，还有一份知远送出去了。</w:t>
       </w:r>
     </w:p>
     <w:p>
@@ -2094,7 +2094,7 @@
         <w:t>梅若兰:</w:t>
       </w:r>
       <w:r>
-        <w:t xml:space="preserve"> 所以，今天我替你们分一分。第一份，你们留着，放在文件柜，就当给人看的。第二份，放在我家，我那里有一只樟木箱，是我妈的陪嫁，没人会去翻。第三份——</w:t>
+        <w:t xml:space="preserve"> 所以，我只替你们补两句。文件柜里这份，就当给人看的，别指望它。叶澜的稿子原稿，也照这个办法分开放：一份放我家，我那里有一只樟木箱，是我妈的陪嫁，没人会去翻。另一份——</w:t>
       </w:r>
     </w:p>
     <w:p>
@@ -2110,7 +2110,7 @@
         <w:t>葛长林:</w:t>
       </w:r>
       <w:r>
-        <w:t xml:space="preserve"> 第三份，放我这儿。(把工具箱往茶桌上一放) 我那摊子，十几年了，下面有一个暗格，是我自己焊的，放过老韩一九八七年那页。</w:t>
+        <w:t xml:space="preserve"> 另一份，放我这儿。(把工具箱往茶桌上一放) 我那工具箱底下，有一层夹板，是我当年在厂里修钟表时做的，三十多年了，放过老韩一九八七年那页。</w:t>
       </w:r>
     </w:p>
     <w:p>
@@ -2194,7 +2194,7 @@
     </w:p>
     <w:p>
       <w:r>
-        <w:t>(晚上九点半。东关街口，葛长林的修表摊子已经收了半边，剩一盏小台灯和一块蓝布。街上的小店大多关了门。苏敏和沈知远蹲在摊子旁，葛长林拧着一把小螺丝刀，慢慢地打开摊位下方的一块铁皮。)</w:t>
+        <w:t>(晚上九点半。东关街口，葛长林的修表摊子已经收了半边，剩一盏小台灯和一块蓝布。街上的小店大多关了门。苏敏和沈知远蹲在摊子旁，葛长林拧着一把小螺丝刀，掀开工具箱，慢慢抽出箱底的一块夹板。)</w:t>
       </w:r>
     </w:p>
     <w:p>
@@ -2205,7 +2205,7 @@
         <w:t>葛长林:</w:t>
       </w:r>
       <w:r>
-        <w:t xml:space="preserve"> 这个暗格，我焊的时候，花了三天。那会儿老韩被人整，我睡不着觉，就想，要是有一天他们来搜摊子，我也得有地方放东西。</w:t>
+        <w:t xml:space="preserve"> 这层夹板，我做的时候，花了三天。那会儿老韩被人整，我睡不着觉，就想，要是有一天他们来搜摊子，我也得有地方放东西。</w:t>
       </w:r>
     </w:p>
     <w:p>
@@ -2227,7 +2227,7 @@
         <w:t>葛长林:</w:t>
       </w:r>
       <w:r>
-        <w:t xml:space="preserve"> 想到有什么用？还不是没放出去。(把铁皮放在一边) 好了，你们拿来。</w:t>
+        <w:t xml:space="preserve"> 想到有什么用？还不是没放出去。(把夹板放在一边) 好了，你们拿来。</w:t>
       </w:r>
     </w:p>
     <w:p>
@@ -2254,7 +2254,7 @@
         <w:t>沈知远:</w:t>
       </w:r>
       <w:r>
-        <w:t xml:space="preserve"> 日志公证本的复印件，加一份叶澜稿子的原稿。</w:t>
+        <w:t xml:space="preserve"> 叶澜稿子的打印稿。跟上回那份日志复印件，放在一起。</w:t>
       </w:r>
     </w:p>
     <w:p>
@@ -2287,7 +2287,7 @@
         <w:t>葛长林:</w:t>
       </w:r>
       <w:r>
-        <w:t xml:space="preserve"> 小苏，我七十二了，风险这东西，我年轻时候也害怕。现在我只想，我走之前，把我能放的东西都放好。(拿起铁皮，嵌回原处) 你们放心，这里头，暖和着呢。</w:t>
+        <w:t xml:space="preserve"> 小苏，我七十二了，风险这东西，我年轻时候也害怕。现在我只想，我走之前，把我能放的东西都放好。(把夹板嵌回原处) 你们放心，这里头，暖和着呢。</w:t>
       </w:r>
     </w:p>
     <w:p>
@@ -2535,7 +2535,7 @@
         <w:t>钱福来:</w:t>
       </w:r>
       <w:r>
-        <w:t xml:space="preserve"> 可是我这个日志，不能就这么压着。(把手伸进夹克，掏出那个熟悉的、卷了边的笔记本，放在茶桌上) 这是我昨天晚上，又抄的一页。上回我漏了一句。</w:t>
+        <w:t xml:space="preserve"> 可是我这个日志，不能就这么压着。(把手伸进夹克，摸了半天) 上回我漏了一句。</w:t>
       </w:r>
     </w:p>
     <w:p>
@@ -2557,7 +2557,7 @@
         <w:t>钱福来:</w:t>
       </w:r>
       <w:r>
-        <w:t xml:space="preserve"> 那天晚上，我走之前，在日志最后写了一句：“若不换，必出事。”后来我撕了，怕人看见。我昨晚想起来，那张纸的碎片，我还留着。</w:t>
+        <w:t xml:space="preserve"> 十月二日那天晚上，我走之前，另写了一句：“若不换，必出事。”写在一张烟盒纸上，夹在日志最后一页的背面，没有页码，公证那天，没算进那八十六页。后来我撕了，怕人看见。我昨晚想起来，那张纸的碎片，我还留着。</w:t>
       </w:r>
     </w:p>
     <w:p>
@@ -2644,7 +2644,7 @@
         <w:t>苏敏:</w:t>
       </w:r>
       <w:r>
-        <w:t xml:space="preserve"> 重新调查的申请。我们要向市安监局，正式递一份申请书，把这一页放进去。</w:t>
+        <w:t xml:space="preserve"> 重新调查的申请。我们要向市安监局，正式递一份申请书，把这张纸放进去。</w:t>
       </w:r>
     </w:p>
     <w:p>
@@ -2715,7 +2715,7 @@
         <w:t>钱福来:</w:t>
       </w:r>
       <w:r>
-        <w:t xml:space="preserve"> 这个茶，比二化食堂的好喝。</w:t>
+        <w:t xml:space="preserve"> 这个茶，比新曜食堂的好喝。</w:t>
       </w:r>
     </w:p>
     <w:p>
